--- a/ai-interface/public/filled_template.docx
+++ b/ai-interface/public/filled_template.docx
@@ -2785,7 +2785,7 @@
         <w:ind w:left="103"/>
       </w:pPr>
       <w:r>
-        <w:t>On [Date of Accident], while engaging in recreational cycling, I suffered an accidental injury to my knee, resulting in a torn Anterior Cruciate Ligament (ACL). The incident occurred when I lost control of my bicycle and fell off, causing my knee to twist and bend in an unnatural manner. As a result, I experienced a sudden and severe pain in my knee, accompanied by a popping or snapping sound. I immediately stopped cycling and sought medical attention, where I was diagnosed with a torn ACL. I am seeking compensation for the medical expenses, physical therapy, and potential loss of income due to the injury, which was caused solely by the accidental event and not by any intentional actions.</w:t>
+        <w:t>"On [date], I was engaged in a recreational cycling activity when I suddenly and unexpectedly suffered a traumatic injury to my knee. While pedaling at a moderate pace, I felt a sudden and sharp pain in my knee, accompanied by a loud snapping sound. I immediately stopped cycling and assessed the situation, discovering that I had torn my Anterior Cruciate Ligament (ACL). I was unable to continue cycling and was forced to stop the activity. I did not intentionally cause the injury and did not engage in any reckless or negligent behavior. The incident was purely accidental and unforeseen. I am seeking compensation for medical expenses and lost wages resulting from this unexpected and unfortunate injury."</w:t>
       </w:r>
     </w:p>
     <w:p>
